--- a/backend/templates/plantilla_aviso.docx
+++ b/backend/templates/plantilla_aviso.docx
@@ -193,7 +193,7 @@
           <w:rFonts w:ascii="Arial" w:hAnsi="Arial" w:cs="Arial"/>
           <w:szCs w:val="28"/>
         </w:rPr>
-        <w:t>Señor</w:t>
+        <w:t>Señor(a)</w:t>
       </w:r>
     </w:p>
     <w:p>

--- a/backend/templates/plantilla_aviso.docx
+++ b/backend/templates/plantilla_aviso.docx
@@ -1,6 +1,6 @@
 
 <file path=word/document.xml><?xml version="1.0" encoding="utf-8"?>
-<w:document xmlns:wpc="http://schemas.microsoft.com/office/word/2010/wordprocessingCanvas" xmlns:cx="http://schemas.microsoft.com/office/drawing/2014/chartex" xmlns:cx1="http://schemas.microsoft.com/office/drawing/2015/9/8/chartex" xmlns:cx2="http://schemas.microsoft.com/office/drawing/2015/10/21/chartex" xmlns:cx3="http://schemas.microsoft.com/office/drawing/2016/5/9/chartex" xmlns:cx4="http://schemas.microsoft.com/office/drawing/2016/5/10/chartex" xmlns:cx5="http://schemas.microsoft.com/office/drawing/2016/5/11/chartex" xmlns:cx6="http://schemas.microsoft.com/office/drawing/2016/5/12/chartex" xmlns:cx7="http://schemas.microsoft.com/office/drawing/2016/5/13/chartex" xmlns:cx8="http://schemas.microsoft.com/office/drawing/2016/5/14/chartex" xmlns:mc="http://schemas.openxmlformats.org/markup-compatibility/2006" xmlns:aink="http://schemas.microsoft.com/office/drawing/2016/ink" xmlns:am3d="http://schemas.microsoft.com/office/drawing/2017/model3d" xmlns:o="urn:schemas-microsoft-com:office:office" xmlns:oel="http://schemas.microsoft.com/office/2019/extlst" xmlns:r="http://schemas.openxmlformats.org/officeDocument/2006/relationships" xmlns:m="http://schemas.openxmlformats.org/officeDocument/2006/math" xmlns:v="urn:schemas-microsoft-com:vml" xmlns:wp14="http://schemas.microsoft.com/office/word/2010/wordprocessingDrawing" xmlns:wp="http://schemas.openxmlformats.org/drawingml/2006/wordprocessingDrawing" xmlns:w10="urn:schemas-microsoft-com:office:word" xmlns:w="http://schemas.openxmlformats.org/wordprocessingml/2006/main" xmlns:w14="http://schemas.microsoft.com/office/word/2010/wordml" xmlns:w15="http://schemas.microsoft.com/office/word/2012/wordml" xmlns:w16cex="http://schemas.microsoft.com/office/word/2018/wordml/cex" xmlns:w16cid="http://schemas.microsoft.com/office/word/2016/wordml/cid" xmlns:w16="http://schemas.microsoft.com/office/word/2018/wordml" xmlns:w16du="http://schemas.microsoft.com/office/word/2023/wordml/word16du" xmlns:w16sdtdh="http://schemas.microsoft.com/office/word/2020/wordml/sdtdatahash" xmlns:w16sdtfl="http://schemas.microsoft.com/office/word/2024/wordml/sdtformatlock" xmlns:w16se="http://schemas.microsoft.com/office/word/2015/wordml/symex" xmlns:wpg="http://schemas.microsoft.com/office/word/2010/wordprocessingGroup" xmlns:wpi="http://schemas.microsoft.com/office/word/2010/wordprocessingInk" xmlns:wne="http://schemas.microsoft.com/office/word/2006/wordml" xmlns:wps="http://schemas.microsoft.com/office/word/2010/wordprocessingShape" mc:Ignorable="w14 w15 w16se w16cid w16 w16cex w16sdtdh w16sdtfl w16du wp14">
+<w:document xmlns:wpc="http://schemas.microsoft.com/office/word/2010/wordprocessingCanvas" xmlns:cx="http://schemas.microsoft.com/office/drawing/2014/chartex" xmlns:mc="http://schemas.openxmlformats.org/markup-compatibility/2006" xmlns:o="urn:schemas-microsoft-com:office:office" xmlns:r="http://schemas.openxmlformats.org/officeDocument/2006/relationships" xmlns:m="http://schemas.openxmlformats.org/officeDocument/2006/math" xmlns:v="urn:schemas-microsoft-com:vml" xmlns:wp14="http://schemas.microsoft.com/office/word/2010/wordprocessingDrawing" xmlns:wp="http://schemas.openxmlformats.org/drawingml/2006/wordprocessingDrawing" xmlns:w10="urn:schemas-microsoft-com:office:word" xmlns:w="http://schemas.openxmlformats.org/wordprocessingml/2006/main" xmlns:w14="http://schemas.microsoft.com/office/word/2010/wordml" xmlns:w15="http://schemas.microsoft.com/office/word/2012/wordml" xmlns:w16se="http://schemas.microsoft.com/office/word/2015/wordml/symex" xmlns:wpg="http://schemas.microsoft.com/office/word/2010/wordprocessingGroup" xmlns:wpi="http://schemas.microsoft.com/office/word/2010/wordprocessingInk" xmlns:wne="http://schemas.microsoft.com/office/word/2006/wordml" xmlns:wps="http://schemas.microsoft.com/office/word/2010/wordprocessingShape" mc:Ignorable="w14 w15 w16se wp14">
   <w:body>
     <w:p>
       <w:pPr>
@@ -71,17 +71,6 @@
         </w:rPr>
         <w:t>Santa Marta D.T.C.H., {{FECHA_ELABORACION}}</w:t>
       </w:r>
-      <w:r>
-        <w:rPr>
-          <w:szCs w:val="28"/>
-        </w:rPr>
-      </w:r>
-      <w:r>
-        <w:rPr>
-          <w:szCs w:val="28"/>
-        </w:rPr>
-        <w:t xml:space="preserve"> </w:t>
-      </w:r>
     </w:p>
     <w:p>
       <w:pPr>
@@ -101,6 +90,7 @@
       <w:r>
         <w:rPr>
           <w:noProof/>
+          <w:lang w:val="es-CO" w:eastAsia="es-CO"/>
         </w:rPr>
         <mc:AlternateContent>
           <mc:Choice Requires="wps">
@@ -108,7 +98,7 @@
               <wp:inline distT="0" distB="0" distL="0" distR="0" wp14:anchorId="49953CD7" wp14:editId="0BD4D21A">
                 <wp:extent cx="304800" cy="304800"/>
                 <wp:effectExtent l="0" t="0" r="0" b="0"/>
-                <wp:docPr id="141223849" name="Rectángulo 1"/>
+                <wp:docPr id="1001" name="Rectángulo 1"/>
                 <wp:cNvGraphicFramePr>
                   <a:graphicFrameLocks xmlns:a="http://schemas.openxmlformats.org/drawingml/2006/main" noChangeAspect="1"/>
                 </wp:cNvGraphicFramePr>
@@ -159,7 +149,7 @@
               </wp:inline>
             </w:drawing>
           </mc:Choice>
-          <mc:Fallback>
+          <mc:Fallback xmlns:w16sdtfl="http://schemas.microsoft.com/office/word/2024/wordml/sdtformatlock" xmlns:w16sdtdh="http://schemas.microsoft.com/office/word/2020/wordml/sdtdatahash" xmlns:w16du="http://schemas.microsoft.com/office/word/2023/wordml/word16du" xmlns:w16="http://schemas.microsoft.com/office/word/2018/wordml" xmlns:w16cid="http://schemas.microsoft.com/office/word/2016/wordml/cid" xmlns:w16cex="http://schemas.microsoft.com/office/word/2018/wordml/cex" xmlns:oel="http://schemas.microsoft.com/office/2019/extlst" xmlns:am3d="http://schemas.microsoft.com/office/drawing/2017/model3d" xmlns:aink="http://schemas.microsoft.com/office/drawing/2016/ink" xmlns:cx8="http://schemas.microsoft.com/office/drawing/2016/5/14/chartex" xmlns:cx7="http://schemas.microsoft.com/office/drawing/2016/5/13/chartex" xmlns:cx6="http://schemas.microsoft.com/office/drawing/2016/5/12/chartex" xmlns:cx5="http://schemas.microsoft.com/office/drawing/2016/5/11/chartex" xmlns:cx4="http://schemas.microsoft.com/office/drawing/2016/5/10/chartex" xmlns:cx3="http://schemas.microsoft.com/office/drawing/2016/5/9/chartex" xmlns:cx2="http://schemas.microsoft.com/office/drawing/2015/10/21/chartex" xmlns:cx1="http://schemas.microsoft.com/office/drawing/2015/9/8/chartex">
             <w:pict>
               <v:rect w14:anchorId="71086B7A" id="Rectángulo 1" o:spid="_x0000_s1026" style="width:24pt;height:24pt;visibility:visible;mso-wrap-style:square;mso-left-percent:-10001;mso-top-percent:-10001;mso-position-horizontal:absolute;mso-position-horizontal-relative:char;mso-position-vertical:absolute;mso-position-vertical-relative:line;mso-left-percent:-10001;mso-top-percent:-10001;v-text-anchor:top" o:gfxdata="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" filled="f" stroked="f">
                 <o:lock v:ext="edit" aspectratio="t"/>
@@ -193,8 +183,17 @@
           <w:rFonts w:ascii="Arial" w:hAnsi="Arial" w:cs="Arial"/>
           <w:szCs w:val="28"/>
         </w:rPr>
-        <w:t>Señor(a)</w:t>
-      </w:r>
+        <w:t>Señor</w:t>
+      </w:r>
+      <w:r>
+        <w:rPr>
+          <w:rFonts w:ascii="Arial" w:hAnsi="Arial" w:cs="Arial"/>
+          <w:szCs w:val="28"/>
+        </w:rPr>
+        <w:t>(a)</w:t>
+      </w:r>
+      <w:bookmarkStart w:id="0" w:name="_GoBack"/>
+      <w:bookmarkEnd w:id="0"/>
     </w:p>
     <w:p>
       <w:pPr>
@@ -206,9 +205,9 @@
           <w:lang w:val="es-CO"/>
         </w:rPr>
       </w:pPr>
-      <w:bookmarkStart w:id="0" w:name="_Hlk180139086"/>
-      <w:bookmarkStart w:id="1" w:name="_Hlk188439737"/>
-      <w:bookmarkStart w:id="2" w:name="_Hlk194321853"/>
+      <w:bookmarkStart w:id="1" w:name="_Hlk180139086"/>
+      <w:bookmarkStart w:id="2" w:name="_Hlk188439737"/>
+      <w:bookmarkStart w:id="3" w:name="_Hlk194321853"/>
       <w:r>
         <w:rPr>
           <w:rFonts w:ascii="Arial" w:hAnsi="Arial" w:cs="Arial"/>
@@ -220,9 +219,9 @@
         <w:t>{{NOMBRE}}</w:t>
       </w:r>
     </w:p>
-    <w:bookmarkEnd w:id="0"/>
     <w:bookmarkEnd w:id="1"/>
     <w:bookmarkEnd w:id="2"/>
+    <w:bookmarkEnd w:id="3"/>
     <w:p>
       <w:pPr>
         <w:rPr>
@@ -367,46 +366,6 @@
           <w:szCs w:val="28"/>
         </w:rPr>
         <w:t>AVISO No. {{NUMERO_AVISO}}</w:t>
-      </w:r>
-      <w:r>
-        <w:rPr>
-          <w:rFonts w:ascii="Arial" w:hAnsi="Arial" w:cs="Arial"/>
-          <w:b/>
-          <w:bCs/>
-          <w:szCs w:val="28"/>
-        </w:rPr>
-      </w:r>
-      <w:r>
-        <w:rPr>
-          <w:rFonts w:ascii="Arial" w:hAnsi="Arial" w:cs="Arial"/>
-          <w:b/>
-          <w:bCs/>
-          <w:szCs w:val="28"/>
-        </w:rPr>
-      </w:r>
-      <w:r>
-        <w:rPr>
-          <w:rFonts w:ascii="Arial" w:hAnsi="Arial" w:cs="Arial"/>
-          <w:b/>
-          <w:bCs/>
-          <w:szCs w:val="28"/>
-        </w:rPr>
-      </w:r>
-      <w:r>
-        <w:rPr>
-          <w:rFonts w:ascii="Arial" w:hAnsi="Arial" w:cs="Arial"/>
-          <w:b/>
-          <w:bCs/>
-          <w:szCs w:val="28"/>
-        </w:rPr>
-      </w:r>
-      <w:r>
-        <w:rPr>
-          <w:rFonts w:ascii="Arial" w:hAnsi="Arial" w:cs="Arial"/>
-          <w:b/>
-          <w:bCs/>
-          <w:szCs w:val="28"/>
-        </w:rPr>
       </w:r>
       <w:r>
         <w:rPr>
@@ -429,72 +388,7 @@
           <w:bCs/>
           <w:u w:val="single"/>
         </w:rPr>
-        <w:t>{{AUTO}}</w:t>
-      </w:r>
-      <w:r>
-        <w:rPr>
-          <w:rFonts w:ascii="Arial" w:hAnsi="Arial" w:cs="Arial"/>
-          <w:b/>
-          <w:bCs/>
-          <w:u w:val="single"/>
-        </w:rPr>
-      </w:r>
-      <w:r>
-        <w:rPr>
-          <w:rFonts w:ascii="Arial" w:hAnsi="Arial" w:cs="Arial"/>
-          <w:b/>
-          <w:bCs/>
-          <w:u w:val="single"/>
-        </w:rPr>
-        <w:t xml:space="preserve"> del {{FECHA_AUTO}}</w:t>
-      </w:r>
-      <w:r>
-        <w:rPr>
-          <w:rFonts w:ascii="Arial" w:hAnsi="Arial" w:cs="Arial"/>
-          <w:b/>
-          <w:bCs/>
-          <w:u w:val="single"/>
-        </w:rPr>
-      </w:r>
-      <w:r>
-        <w:rPr>
-          <w:rFonts w:ascii="Arial" w:hAnsi="Arial" w:cs="Arial"/>
-          <w:b/>
-          <w:bCs/>
-          <w:u w:val="single"/>
-        </w:rPr>
-      </w:r>
-      <w:r>
-        <w:rPr>
-          <w:rFonts w:ascii="Arial" w:hAnsi="Arial" w:cs="Arial"/>
-          <w:b/>
-          <w:bCs/>
-          <w:u w:val="single"/>
-        </w:rPr>
-      </w:r>
-      <w:r>
-        <w:rPr>
-          <w:rFonts w:ascii="Arial" w:hAnsi="Arial" w:cs="Arial"/>
-          <w:b/>
-          <w:bCs/>
-          <w:u w:val="single"/>
-        </w:rPr>
-      </w:r>
-      <w:r>
-        <w:rPr>
-          <w:rFonts w:ascii="Arial" w:hAnsi="Arial" w:cs="Arial"/>
-          <w:b/>
-          <w:bCs/>
-          <w:u w:val="single"/>
-        </w:rPr>
-      </w:r>
-      <w:r>
-        <w:rPr>
-          <w:rFonts w:ascii="Arial" w:hAnsi="Arial" w:cs="Arial"/>
-          <w:b/>
-          <w:bCs/>
-          <w:u w:val="single"/>
-        </w:rPr>
+        <w:t>{{AUTO}} del {{FECHA_AUTO}}</w:t>
       </w:r>
       <w:r>
         <w:rPr>
@@ -535,166 +429,48 @@
       <w:r>
         <w:rPr>
           <w:rFonts w:ascii="Arial" w:hAnsi="Arial" w:cs="Arial"/>
+        </w:rPr>
+        <w:t>, donde se estableció como entidad afectada a</w:t>
+      </w:r>
+      <w:r>
+        <w:rPr>
+          <w:rFonts w:ascii="Arial" w:hAnsi="Arial" w:cs="Arial"/>
+        </w:rPr>
+        <w:t>l</w:t>
+      </w:r>
+      <w:r>
+        <w:rPr>
+          <w:rFonts w:ascii="Arial" w:hAnsi="Arial" w:cs="Arial"/>
+        </w:rPr>
+        <w:t xml:space="preserve"> </w:t>
+      </w:r>
+      <w:r>
+        <w:rPr>
+          <w:rFonts w:ascii="Arial" w:hAnsi="Arial" w:cs="Arial"/>
           <w:b/>
           <w:bCs/>
-          <w:i/>
-          <w:iCs/>
-        </w:rPr>
+        </w:rPr>
+        <w:t>{{ENTIDAD_AFECTADA}}</w:t>
+      </w:r>
+      <w:r>
+        <w:rPr>
+          <w:rFonts w:ascii="Arial" w:hAnsi="Arial" w:cs="Arial"/>
+        </w:rPr>
+        <w:t xml:space="preserve">; acto administrativo proferido por la </w:t>
       </w:r>
       <w:r>
         <w:rPr>
           <w:rFonts w:ascii="Arial" w:hAnsi="Arial" w:cs="Arial"/>
           <w:b/>
           <w:bCs/>
-          <w:i/>
-          <w:iCs/>
-        </w:rPr>
+        </w:rPr>
+        <w:t>{{PROFERIDO_POR}}</w:t>
       </w:r>
       <w:r>
         <w:rPr>
           <w:rFonts w:ascii="Arial" w:hAnsi="Arial" w:cs="Arial"/>
           <w:b/>
           <w:bCs/>
-          <w:i/>
-          <w:iCs/>
-        </w:rPr>
-      </w:r>
-      <w:r>
-        <w:rPr>
-          <w:rFonts w:ascii="Arial" w:hAnsi="Arial" w:cs="Arial"/>
-          <w:b/>
-          <w:bCs/>
-          <w:i/>
-          <w:iCs/>
-        </w:rPr>
-      </w:r>
-      <w:r>
-        <w:rPr>
-          <w:rFonts w:ascii="Arial" w:hAnsi="Arial" w:cs="Arial"/>
-          <w:b/>
-          <w:bCs/>
-          <w:i/>
-          <w:iCs/>
-        </w:rPr>
-      </w:r>
-      <w:r>
-        <w:rPr>
-          <w:rFonts w:ascii="Arial" w:hAnsi="Arial" w:cs="Arial"/>
-          <w:b/>
-          <w:bCs/>
-          <w:i/>
-          <w:iCs/>
-        </w:rPr>
-      </w:r>
-      <w:r>
-        <w:rPr>
-          <w:rFonts w:ascii="Arial" w:hAnsi="Arial" w:cs="Arial"/>
-          <w:b/>
-          <w:bCs/>
-          <w:i/>
-          <w:iCs/>
-        </w:rPr>
-      </w:r>
-      <w:r>
-        <w:rPr>
-          <w:rFonts w:ascii="Arial" w:hAnsi="Arial" w:cs="Arial"/>
-          <w:b/>
-          <w:bCs/>
-          <w:i/>
-          <w:iCs/>
-        </w:rPr>
-      </w:r>
-      <w:r>
-        <w:rPr>
-          <w:rFonts w:ascii="Arial" w:hAnsi="Arial" w:cs="Arial"/>
-          <w:b/>
-          <w:bCs/>
-          <w:i/>
-          <w:iCs/>
-        </w:rPr>
-      </w:r>
-      <w:r>
-        <w:rPr>
-          <w:rFonts w:ascii="Arial" w:hAnsi="Arial" w:cs="Arial"/>
-          <w:b/>
-          <w:bCs/>
-          <w:i/>
-          <w:iCs/>
-        </w:rPr>
-      </w:r>
-      <w:r>
-        <w:rPr>
-          <w:rFonts w:ascii="Arial" w:hAnsi="Arial" w:cs="Arial"/>
-        </w:rPr>
-        <w:t>, donde se estableció como entidad afectada a</w:t>
-      </w:r>
-      <w:r>
-        <w:rPr>
-          <w:rFonts w:ascii="Arial" w:hAnsi="Arial" w:cs="Arial"/>
-        </w:rPr>
-        <w:t>l</w:t>
-      </w:r>
-      <w:r>
-        <w:rPr>
-          <w:rFonts w:ascii="Arial" w:hAnsi="Arial" w:cs="Arial"/>
-        </w:rPr>
-        <w:t xml:space="preserve"> </w:t>
-      </w:r>
-      <w:r>
-        <w:rPr>
-          <w:rFonts w:ascii="Arial" w:hAnsi="Arial" w:cs="Arial"/>
-          <w:b/>
-          <w:bCs/>
-        </w:rPr>
-        <w:t>{{ENTIDAD_AFECTADA}}</w:t>
-      </w:r>
-      <w:r>
-        <w:rPr>
-          <w:rFonts w:ascii="Arial" w:hAnsi="Arial" w:cs="Arial"/>
-          <w:b/>
-          <w:bCs/>
-        </w:rPr>
-      </w:r>
-      <w:r>
-        <w:rPr>
-          <w:rFonts w:ascii="Arial" w:hAnsi="Arial" w:cs="Arial"/>
-        </w:rPr>
-        <w:t xml:space="preserve">; acto administrativo proferido por la </w:t>
-      </w:r>
-      <w:r>
-        <w:rPr>
-          <w:rFonts w:ascii="Arial" w:hAnsi="Arial" w:cs="Arial"/>
-          <w:b/>
-          <w:bCs/>
-        </w:rPr>
-        <w:t>{{PROFERIDO_POR}}</w:t>
-      </w:r>
-      <w:r>
-        <w:rPr>
-          <w:rFonts w:ascii="Arial" w:hAnsi="Arial" w:cs="Arial"/>
-          <w:b/>
-          <w:bCs/>
-        </w:rPr>
-      </w:r>
-      <w:r>
-        <w:rPr>
-          <w:rFonts w:ascii="Arial" w:hAnsi="Arial" w:cs="Arial"/>
-          <w:b/>
-          <w:bCs/>
-        </w:rPr>
-      </w:r>
-      <w:r>
-        <w:rPr>
-          <w:rFonts w:ascii="Arial" w:hAnsi="Arial" w:cs="Arial"/>
-          <w:b/>
-          <w:bCs/>
-        </w:rPr>
-      </w:r>
-      <w:r>
-        <w:rPr>
-          <w:rFonts w:ascii="Arial" w:hAnsi="Arial" w:cs="Arial"/>
-          <w:b/>
-          <w:bCs/>
         </w:rPr>
         <w:t>.</w:t>
       </w:r>
@@ -808,6 +584,70 @@
           <w:szCs w:val="28"/>
         </w:rPr>
       </w:pPr>
+      <w:r>
+        <w:rPr>
+          <w:rFonts w:ascii="Arial" w:hAnsi="Arial" w:cs="Arial"/>
+          <w:noProof/>
+          <w:szCs w:val="28"/>
+          <w:lang w:val="es-CO" w:eastAsia="es-CO"/>
+          <w14:ligatures w14:val="standardContextual"/>
+        </w:rPr>
+        <w:drawing>
+          <wp:anchor distT="0" distB="0" distL="114300" distR="114300" simplePos="0" relativeHeight="251658240" behindDoc="1" locked="0" layoutInCell="1" allowOverlap="1" wp14:anchorId="13A6D806" wp14:editId="6E245F00">
+            <wp:simplePos x="0" y="0"/>
+            <wp:positionH relativeFrom="margin">
+              <wp:align>left</wp:align>
+            </wp:positionH>
+            <wp:positionV relativeFrom="paragraph">
+              <wp:posOffset>7620</wp:posOffset>
+            </wp:positionV>
+            <wp:extent cx="1880713" cy="716280"/>
+            <wp:effectExtent l="0" t="0" r="5715" b="7620"/>
+            <wp:wrapNone/>
+            <wp:docPr id="1" name="Imagen 1"/>
+            <wp:cNvGraphicFramePr>
+              <a:graphicFrameLocks xmlns:a="http://schemas.openxmlformats.org/drawingml/2006/main" noChangeAspect="1"/>
+            </wp:cNvGraphicFramePr>
+            <a:graphic xmlns:a="http://schemas.openxmlformats.org/drawingml/2006/main">
+              <a:graphicData uri="http://schemas.openxmlformats.org/drawingml/2006/picture">
+                <pic:pic xmlns:pic="http://schemas.openxmlformats.org/drawingml/2006/picture">
+                  <pic:nvPicPr>
+                    <pic:cNvPr id="1" name="ChatGPT Image 10 may 2026, 03_05_23 a.m..png"/>
+                    <pic:cNvPicPr/>
+                  </pic:nvPicPr>
+                  <pic:blipFill>
+                    <a:blip r:embed="rId6" cstate="print">
+                      <a:extLst>
+                        <a:ext uri="{28A0092B-C50C-407E-A947-70E740481C1C}">
+                          <a14:useLocalDpi xmlns:a14="http://schemas.microsoft.com/office/drawing/2010/main" val="0"/>
+                        </a:ext>
+                      </a:extLst>
+                    </a:blip>
+                    <a:stretch>
+                      <a:fillRect/>
+                    </a:stretch>
+                  </pic:blipFill>
+                  <pic:spPr>
+                    <a:xfrm>
+                      <a:off x="0" y="0"/>
+                      <a:ext cx="1880713" cy="716280"/>
+                    </a:xfrm>
+                    <a:prstGeom prst="rect">
+                      <a:avLst/>
+                    </a:prstGeom>
+                  </pic:spPr>
+                </pic:pic>
+              </a:graphicData>
+            </a:graphic>
+            <wp14:sizeRelH relativeFrom="margin">
+              <wp14:pctWidth>0</wp14:pctWidth>
+            </wp14:sizeRelH>
+            <wp14:sizeRelV relativeFrom="margin">
+              <wp14:pctHeight>0</wp14:pctHeight>
+            </wp14:sizeRelV>
+          </wp:anchor>
+        </w:drawing>
+      </w:r>
     </w:p>
     <w:p>
       <w:pPr>
@@ -1142,15 +982,6 @@
               </w:rPr>
               <w:t>Aviso No.{{NUMERO_AVISO}}</w:t>
             </w:r>
-            <w:r>
-              <w:rPr>
-                <w:rFonts w:ascii="Arial" w:hAnsi="Arial" w:cs="Arial"/>
-                <w:b/>
-                <w:color w:val="000000"/>
-                <w:sz w:val="26"/>
-                <w:szCs w:val="26"/>
-              </w:rPr>
-            </w:r>
           </w:p>
           <w:p>
             <w:pPr>
@@ -1181,22 +1012,6 @@
                 <w:szCs w:val="22"/>
               </w:rPr>
               <w:t>{{FECHA_ELABORACION}}</w:t>
-            </w:r>
-            <w:r>
-              <w:rPr>
-                <w:rFonts w:ascii="Arial" w:hAnsi="Arial" w:cs="Arial"/>
-                <w:color w:val="000000"/>
-                <w:sz w:val="22"/>
-                <w:szCs w:val="22"/>
-              </w:rPr>
-            </w:r>
-            <w:r>
-              <w:rPr>
-                <w:rFonts w:ascii="Arial" w:hAnsi="Arial" w:cs="Arial"/>
-                <w:color w:val="000000"/>
-                <w:sz w:val="22"/>
-                <w:szCs w:val="22"/>
-              </w:rPr>
             </w:r>
           </w:p>
         </w:tc>
@@ -1228,7 +1043,7 @@
                 <w:szCs w:val="22"/>
               </w:rPr>
             </w:pPr>
-            <w:bookmarkStart w:id="3" w:name="_Hlk23413333"/>
+            <w:bookmarkStart w:id="4" w:name="_Hlk23413333"/>
             <w:r>
               <w:rPr>
                 <w:rFonts w:ascii="Arial" w:hAnsi="Arial" w:cs="Arial"/>
@@ -1275,7 +1090,7 @@
             </w:r>
           </w:p>
         </w:tc>
-        <w:bookmarkEnd w:id="3"/>
+        <w:bookmarkEnd w:id="4"/>
       </w:tr>
       <w:tr>
         <w:trPr>
@@ -1348,14 +1163,6 @@
               </w:rPr>
               <w:t>{{PROVIDENCIA}}</w:t>
             </w:r>
-            <w:r>
-              <w:rPr>
-                <w:rFonts w:ascii="Arial" w:hAnsi="Arial" w:cs="Arial"/>
-                <w:color w:val="000000"/>
-                <w:sz w:val="22"/>
-                <w:szCs w:val="22"/>
-              </w:rPr>
-            </w:r>
           </w:p>
         </w:tc>
       </w:tr>
@@ -1430,38 +1237,6 @@
               </w:rPr>
               <w:t>{{FECHA_PROVIDENCIA}}</w:t>
             </w:r>
-            <w:r>
-              <w:rPr>
-                <w:rFonts w:ascii="Arial" w:hAnsi="Arial" w:cs="Arial"/>
-                <w:color w:val="000000"/>
-                <w:sz w:val="22"/>
-                <w:szCs w:val="22"/>
-              </w:rPr>
-            </w:r>
-            <w:r>
-              <w:rPr>
-                <w:rFonts w:ascii="Arial" w:hAnsi="Arial" w:cs="Arial"/>
-                <w:color w:val="000000"/>
-                <w:sz w:val="22"/>
-                <w:szCs w:val="22"/>
-              </w:rPr>
-            </w:r>
-            <w:r>
-              <w:rPr>
-                <w:rFonts w:ascii="Arial" w:hAnsi="Arial" w:cs="Arial"/>
-                <w:color w:val="000000"/>
-                <w:sz w:val="22"/>
-                <w:szCs w:val="22"/>
-              </w:rPr>
-            </w:r>
-            <w:r>
-              <w:rPr>
-                <w:rFonts w:ascii="Arial" w:hAnsi="Arial" w:cs="Arial"/>
-                <w:color w:val="000000"/>
-                <w:sz w:val="22"/>
-                <w:szCs w:val="22"/>
-              </w:rPr>
-            </w:r>
           </w:p>
         </w:tc>
       </w:tr>
@@ -1540,16 +1315,6 @@
               </w:rPr>
               <w:t>{{TIPO_PROVIDENCIA}}</w:t>
             </w:r>
-            <w:r>
-              <w:rPr>
-                <w:rFonts w:ascii="Arial" w:hAnsi="Arial" w:cs="Arial"/>
-                <w:i/>
-                <w:iCs/>
-                <w:sz w:val="20"/>
-                <w:szCs w:val="20"/>
-                <w:lang w:val="es-CO"/>
-              </w:rPr>
-            </w:r>
           </w:p>
         </w:tc>
       </w:tr>
@@ -1661,33 +1426,6 @@
               </w:rPr>
               <w:t>{{PRF}}</w:t>
             </w:r>
-            <w:r>
-              <w:rPr>
-                <w:rFonts w:ascii="Arial" w:hAnsi="Arial" w:cs="Arial"/>
-                <w:b/>
-                <w:bCs/>
-                <w:i/>
-                <w:iCs/>
-              </w:rPr>
-            </w:r>
-            <w:r>
-              <w:rPr>
-                <w:rFonts w:ascii="Arial" w:hAnsi="Arial" w:cs="Arial"/>
-                <w:b/>
-                <w:bCs/>
-                <w:i/>
-                <w:iCs/>
-              </w:rPr>
-            </w:r>
-            <w:r>
-              <w:rPr>
-                <w:rFonts w:ascii="Arial" w:hAnsi="Arial" w:cs="Arial"/>
-                <w:b/>
-                <w:bCs/>
-                <w:i/>
-                <w:iCs/>
-              </w:rPr>
-            </w:r>
           </w:p>
         </w:tc>
       </w:tr>
@@ -1761,14 +1499,6 @@
               </w:rPr>
               <w:t>{{ENTIDAD}}</w:t>
             </w:r>
-            <w:r>
-              <w:rPr>
-                <w:rFonts w:ascii="Arial" w:hAnsi="Arial" w:cs="Arial"/>
-                <w:color w:val="000000"/>
-                <w:sz w:val="22"/>
-                <w:szCs w:val="22"/>
-              </w:rPr>
-            </w:r>
           </w:p>
         </w:tc>
       </w:tr>
@@ -1834,7 +1564,7 @@
                 <w:szCs w:val="22"/>
               </w:rPr>
             </w:pPr>
-            <w:bookmarkStart w:id="4" w:name="_Hlk194312674"/>
+            <w:bookmarkStart w:id="5" w:name="_Hlk194312674"/>
             <w:r>
               <w:rPr>
                 <w:rFonts w:ascii="Arial" w:hAnsi="Arial" w:cs="Arial"/>
@@ -1844,39 +1574,7 @@
               </w:rPr>
               <w:t>{{PROFERIDO_POR}}</w:t>
             </w:r>
-            <w:r>
-              <w:rPr>
-                <w:rFonts w:ascii="Arial" w:hAnsi="Arial" w:cs="Arial"/>
-                <w:sz w:val="22"/>
-                <w:szCs w:val="22"/>
-                <w:lang w:val="es-CO"/>
-              </w:rPr>
-            </w:r>
-            <w:r>
-              <w:rPr>
-                <w:rFonts w:ascii="Arial" w:hAnsi="Arial" w:cs="Arial"/>
-                <w:sz w:val="22"/>
-                <w:szCs w:val="22"/>
-                <w:lang w:val="es-CO"/>
-              </w:rPr>
-            </w:r>
-            <w:r>
-              <w:rPr>
-                <w:rFonts w:ascii="Arial" w:hAnsi="Arial" w:cs="Arial"/>
-                <w:sz w:val="22"/>
-                <w:szCs w:val="22"/>
-                <w:lang w:val="es-CO"/>
-              </w:rPr>
-            </w:r>
-            <w:r>
-              <w:rPr>
-                <w:rFonts w:ascii="Arial" w:hAnsi="Arial" w:cs="Arial"/>
-                <w:sz w:val="22"/>
-                <w:szCs w:val="22"/>
-                <w:lang w:val="es-CO"/>
-              </w:rPr>
-            </w:r>
-            <w:bookmarkEnd w:id="4"/>
+            <w:bookmarkEnd w:id="5"/>
           </w:p>
         </w:tc>
       </w:tr>
@@ -2877,70 +2575,6 @@
               </w:rPr>
               <w:t>{{FECHA_CITACION}}</w:t>
             </w:r>
-            <w:r>
-              <w:rPr>
-                <w:rFonts w:ascii="Arial" w:hAnsi="Arial" w:cs="Arial"/>
-                <w:color w:val="000000"/>
-                <w:sz w:val="22"/>
-                <w:szCs w:val="22"/>
-              </w:rPr>
-            </w:r>
-            <w:r>
-              <w:rPr>
-                <w:rFonts w:ascii="Arial" w:hAnsi="Arial" w:cs="Arial"/>
-                <w:color w:val="000000"/>
-                <w:sz w:val="22"/>
-                <w:szCs w:val="22"/>
-              </w:rPr>
-            </w:r>
-            <w:r>
-              <w:rPr>
-                <w:rFonts w:ascii="Arial" w:hAnsi="Arial" w:cs="Arial"/>
-                <w:color w:val="000000"/>
-                <w:sz w:val="22"/>
-                <w:szCs w:val="22"/>
-              </w:rPr>
-            </w:r>
-            <w:r>
-              <w:rPr>
-                <w:rFonts w:ascii="Arial" w:hAnsi="Arial" w:cs="Arial"/>
-                <w:color w:val="000000"/>
-                <w:sz w:val="22"/>
-                <w:szCs w:val="22"/>
-              </w:rPr>
-            </w:r>
-            <w:r>
-              <w:rPr>
-                <w:rFonts w:ascii="Arial" w:hAnsi="Arial" w:cs="Arial"/>
-                <w:color w:val="000000"/>
-                <w:sz w:val="22"/>
-                <w:szCs w:val="22"/>
-              </w:rPr>
-            </w:r>
-            <w:r>
-              <w:rPr>
-                <w:rFonts w:ascii="Arial" w:hAnsi="Arial" w:cs="Arial"/>
-                <w:color w:val="000000"/>
-                <w:sz w:val="22"/>
-                <w:szCs w:val="22"/>
-              </w:rPr>
-            </w:r>
-            <w:r>
-              <w:rPr>
-                <w:rFonts w:ascii="Arial" w:hAnsi="Arial" w:cs="Arial"/>
-                <w:color w:val="000000"/>
-                <w:sz w:val="22"/>
-                <w:szCs w:val="22"/>
-              </w:rPr>
-            </w:r>
-            <w:r>
-              <w:rPr>
-                <w:rFonts w:ascii="Arial" w:hAnsi="Arial" w:cs="Arial"/>
-                <w:color w:val="000000"/>
-                <w:sz w:val="22"/>
-                <w:szCs w:val="22"/>
-              </w:rPr>
-            </w:r>
           </w:p>
         </w:tc>
       </w:tr>
@@ -3016,46 +2650,6 @@
                 <w:szCs w:val="20"/>
               </w:rPr>
               <w:t>{{ANEXO}}</w:t>
-            </w:r>
-            <w:r>
-              <w:rPr>
-                <w:rFonts w:ascii="Arial" w:hAnsi="Arial" w:cs="Arial"/>
-                <w:color w:val="000000"/>
-                <w:sz w:val="20"/>
-                <w:szCs w:val="20"/>
-              </w:rPr>
-            </w:r>
-            <w:r>
-              <w:rPr>
-                <w:rFonts w:ascii="Arial" w:hAnsi="Arial" w:cs="Arial"/>
-                <w:color w:val="000000"/>
-                <w:sz w:val="20"/>
-                <w:szCs w:val="20"/>
-              </w:rPr>
-            </w:r>
-            <w:r>
-              <w:rPr>
-                <w:rFonts w:ascii="Arial" w:hAnsi="Arial" w:cs="Arial"/>
-                <w:color w:val="000000"/>
-                <w:sz w:val="20"/>
-                <w:szCs w:val="20"/>
-              </w:rPr>
-            </w:r>
-            <w:r>
-              <w:rPr>
-                <w:rFonts w:ascii="Arial" w:hAnsi="Arial" w:cs="Arial"/>
-                <w:color w:val="000000"/>
-                <w:sz w:val="20"/>
-                <w:szCs w:val="20"/>
-              </w:rPr>
-            </w:r>
-            <w:r>
-              <w:rPr>
-                <w:rFonts w:ascii="Arial" w:hAnsi="Arial" w:cs="Arial"/>
-                <w:color w:val="000000"/>
-                <w:sz w:val="20"/>
-                <w:szCs w:val="20"/>
-              </w:rPr>
             </w:r>
           </w:p>
         </w:tc>
@@ -3127,6 +2721,70 @@
           <w:sz w:val="22"/>
         </w:rPr>
       </w:pPr>
+      <w:r>
+        <w:rPr>
+          <w:rFonts w:ascii="Arial" w:hAnsi="Arial" w:cs="Arial"/>
+          <w:noProof/>
+          <w:szCs w:val="28"/>
+          <w:lang w:val="es-CO" w:eastAsia="es-CO"/>
+          <w14:ligatures w14:val="standardContextual"/>
+        </w:rPr>
+        <w:drawing>
+          <wp:anchor distT="0" distB="0" distL="114300" distR="114300" simplePos="0" relativeHeight="251660288" behindDoc="1" locked="0" layoutInCell="1" allowOverlap="1" wp14:anchorId="27AFBAB3" wp14:editId="73B15AE4">
+            <wp:simplePos x="0" y="0"/>
+            <wp:positionH relativeFrom="margin">
+              <wp:align>left</wp:align>
+            </wp:positionH>
+            <wp:positionV relativeFrom="paragraph">
+              <wp:posOffset>8255</wp:posOffset>
+            </wp:positionV>
+            <wp:extent cx="1880235" cy="716280"/>
+            <wp:effectExtent l="0" t="0" r="5715" b="7620"/>
+            <wp:wrapNone/>
+            <wp:docPr id="2" name="Imagen 2"/>
+            <wp:cNvGraphicFramePr>
+              <a:graphicFrameLocks xmlns:a="http://schemas.openxmlformats.org/drawingml/2006/main" noChangeAspect="1"/>
+            </wp:cNvGraphicFramePr>
+            <a:graphic xmlns:a="http://schemas.openxmlformats.org/drawingml/2006/main">
+              <a:graphicData uri="http://schemas.openxmlformats.org/drawingml/2006/picture">
+                <pic:pic xmlns:pic="http://schemas.openxmlformats.org/drawingml/2006/picture">
+                  <pic:nvPicPr>
+                    <pic:cNvPr id="1" name="ChatGPT Image 10 may 2026, 03_05_23 a.m..png"/>
+                    <pic:cNvPicPr/>
+                  </pic:nvPicPr>
+                  <pic:blipFill>
+                    <a:blip r:embed="rId6" cstate="print">
+                      <a:extLst>
+                        <a:ext uri="{28A0092B-C50C-407E-A947-70E740481C1C}">
+                          <a14:useLocalDpi xmlns:a14="http://schemas.microsoft.com/office/drawing/2010/main" val="0"/>
+                        </a:ext>
+                      </a:extLst>
+                    </a:blip>
+                    <a:stretch>
+                      <a:fillRect/>
+                    </a:stretch>
+                  </pic:blipFill>
+                  <pic:spPr>
+                    <a:xfrm>
+                      <a:off x="0" y="0"/>
+                      <a:ext cx="1880235" cy="716280"/>
+                    </a:xfrm>
+                    <a:prstGeom prst="rect">
+                      <a:avLst/>
+                    </a:prstGeom>
+                  </pic:spPr>
+                </pic:pic>
+              </a:graphicData>
+            </a:graphic>
+            <wp14:sizeRelH relativeFrom="margin">
+              <wp14:pctWidth>0</wp14:pctWidth>
+            </wp14:sizeRelH>
+            <wp14:sizeRelV relativeFrom="margin">
+              <wp14:pctHeight>0</wp14:pctHeight>
+            </wp14:sizeRelV>
+          </wp:anchor>
+        </w:drawing>
+      </w:r>
     </w:p>
     <w:p>
       <w:pPr>
@@ -3346,8 +3004,8 @@
       </w:r>
     </w:p>
     <w:sectPr>
-      <w:headerReference w:type="default" r:id="rId6"/>
-      <w:footerReference w:type="default" r:id="rId7"/>
+      <w:headerReference w:type="default" r:id="rId7"/>
+      <w:footerReference w:type="default" r:id="rId8"/>
       <w:pgSz w:w="12240" w:h="15840"/>
       <w:pgMar w:top="1417" w:right="1701" w:bottom="1417" w:left="1701" w:header="708" w:footer="708" w:gutter="0"/>
       <w:cols w:space="708"/>
@@ -3358,7 +3016,7 @@
 </file>
 
 <file path=word/endnotes.xml><?xml version="1.0" encoding="utf-8"?>
-<w:endnotes xmlns:wpc="http://schemas.microsoft.com/office/word/2010/wordprocessingCanvas" xmlns:cx="http://schemas.microsoft.com/office/drawing/2014/chartex" xmlns:cx1="http://schemas.microsoft.com/office/drawing/2015/9/8/chartex" xmlns:cx2="http://schemas.microsoft.com/office/drawing/2015/10/21/chartex" xmlns:cx3="http://schemas.microsoft.com/office/drawing/2016/5/9/chartex" xmlns:cx4="http://schemas.microsoft.com/office/drawing/2016/5/10/chartex" xmlns:cx5="http://schemas.microsoft.com/office/drawing/2016/5/11/chartex" xmlns:cx6="http://schemas.microsoft.com/office/drawing/2016/5/12/chartex" xmlns:cx7="http://schemas.microsoft.com/office/drawing/2016/5/13/chartex" xmlns:cx8="http://schemas.microsoft.com/office/drawing/2016/5/14/chartex" xmlns:mc="http://schemas.openxmlformats.org/markup-compatibility/2006" xmlns:aink="http://schemas.microsoft.com/office/drawing/2016/ink" xmlns:am3d="http://schemas.microsoft.com/office/drawing/2017/model3d" xmlns:o="urn:schemas-microsoft-com:office:office" xmlns:oel="http://schemas.microsoft.com/office/2019/extlst" xmlns:r="http://schemas.openxmlformats.org/officeDocument/2006/relationships" xmlns:m="http://schemas.openxmlformats.org/officeDocument/2006/math" xmlns:v="urn:schemas-microsoft-com:vml" xmlns:wp14="http://schemas.microsoft.com/office/word/2010/wordprocessingDrawing" xmlns:wp="http://schemas.openxmlformats.org/drawingml/2006/wordprocessingDrawing" xmlns:w10="urn:schemas-microsoft-com:office:word" xmlns:w="http://schemas.openxmlformats.org/wordprocessingml/2006/main" xmlns:w14="http://schemas.microsoft.com/office/word/2010/wordml" xmlns:w15="http://schemas.microsoft.com/office/word/2012/wordml" xmlns:w16cex="http://schemas.microsoft.com/office/word/2018/wordml/cex" xmlns:w16cid="http://schemas.microsoft.com/office/word/2016/wordml/cid" xmlns:w16="http://schemas.microsoft.com/office/word/2018/wordml" xmlns:w16du="http://schemas.microsoft.com/office/word/2023/wordml/word16du" xmlns:w16sdtdh="http://schemas.microsoft.com/office/word/2020/wordml/sdtdatahash" xmlns:w16sdtfl="http://schemas.microsoft.com/office/word/2024/wordml/sdtformatlock" xmlns:w16se="http://schemas.microsoft.com/office/word/2015/wordml/symex" xmlns:wpg="http://schemas.microsoft.com/office/word/2010/wordprocessingGroup" xmlns:wpi="http://schemas.microsoft.com/office/word/2010/wordprocessingInk" xmlns:wne="http://schemas.microsoft.com/office/word/2006/wordml" xmlns:wps="http://schemas.microsoft.com/office/word/2010/wordprocessingShape" mc:Ignorable="w14 w15 w16se w16cid w16 w16cex w16sdtdh w16sdtfl w16du wp14">
+<w:endnotes xmlns:wpc="http://schemas.microsoft.com/office/word/2010/wordprocessingCanvas" xmlns:cx="http://schemas.microsoft.com/office/drawing/2014/chartex" xmlns:mc="http://schemas.openxmlformats.org/markup-compatibility/2006" xmlns:o="urn:schemas-microsoft-com:office:office" xmlns:r="http://schemas.openxmlformats.org/officeDocument/2006/relationships" xmlns:m="http://schemas.openxmlformats.org/officeDocument/2006/math" xmlns:v="urn:schemas-microsoft-com:vml" xmlns:wp14="http://schemas.microsoft.com/office/word/2010/wordprocessingDrawing" xmlns:wp="http://schemas.openxmlformats.org/drawingml/2006/wordprocessingDrawing" xmlns:w10="urn:schemas-microsoft-com:office:word" xmlns:w="http://schemas.openxmlformats.org/wordprocessingml/2006/main" xmlns:w14="http://schemas.microsoft.com/office/word/2010/wordml" xmlns:w15="http://schemas.microsoft.com/office/word/2012/wordml" xmlns:w16se="http://schemas.microsoft.com/office/word/2015/wordml/symex" xmlns:wpg="http://schemas.microsoft.com/office/word/2010/wordprocessingGroup" xmlns:wpi="http://schemas.microsoft.com/office/word/2010/wordprocessingInk" xmlns:wne="http://schemas.microsoft.com/office/word/2006/wordml" xmlns:wps="http://schemas.microsoft.com/office/word/2010/wordprocessingShape" mc:Ignorable="w14 w15 w16se wp14">
   <w:endnote w:type="separator" w:id="-1">
     <w:p>
       <w:r>
@@ -3377,7 +3035,7 @@
 </file>
 
 <file path=word/footer1.xml><?xml version="1.0" encoding="utf-8"?>
-<w:ftr xmlns:wpc="http://schemas.microsoft.com/office/word/2010/wordprocessingCanvas" xmlns:cx="http://schemas.microsoft.com/office/drawing/2014/chartex" xmlns:cx1="http://schemas.microsoft.com/office/drawing/2015/9/8/chartex" xmlns:cx2="http://schemas.microsoft.com/office/drawing/2015/10/21/chartex" xmlns:cx3="http://schemas.microsoft.com/office/drawing/2016/5/9/chartex" xmlns:cx4="http://schemas.microsoft.com/office/drawing/2016/5/10/chartex" xmlns:cx5="http://schemas.microsoft.com/office/drawing/2016/5/11/chartex" xmlns:cx6="http://schemas.microsoft.com/office/drawing/2016/5/12/chartex" xmlns:cx7="http://schemas.microsoft.com/office/drawing/2016/5/13/chartex" xmlns:cx8="http://schemas.microsoft.com/office/drawing/2016/5/14/chartex" xmlns:mc="http://schemas.openxmlformats.org/markup-compatibility/2006" xmlns:aink="http://schemas.microsoft.com/office/drawing/2016/ink" xmlns:am3d="http://schemas.microsoft.com/office/drawing/2017/model3d" xmlns:o="urn:schemas-microsoft-com:office:office" xmlns:oel="http://schemas.microsoft.com/office/2019/extlst" xmlns:r="http://schemas.openxmlformats.org/officeDocument/2006/relationships" xmlns:m="http://schemas.openxmlformats.org/officeDocument/2006/math" xmlns:v="urn:schemas-microsoft-com:vml" xmlns:wp14="http://schemas.microsoft.com/office/word/2010/wordprocessingDrawing" xmlns:wp="http://schemas.openxmlformats.org/drawingml/2006/wordprocessingDrawing" xmlns:w10="urn:schemas-microsoft-com:office:word" xmlns:w="http://schemas.openxmlformats.org/wordprocessingml/2006/main" xmlns:w14="http://schemas.microsoft.com/office/word/2010/wordml" xmlns:w15="http://schemas.microsoft.com/office/word/2012/wordml" xmlns:w16cex="http://schemas.microsoft.com/office/word/2018/wordml/cex" xmlns:w16cid="http://schemas.microsoft.com/office/word/2016/wordml/cid" xmlns:w16="http://schemas.microsoft.com/office/word/2018/wordml" xmlns:w16du="http://schemas.microsoft.com/office/word/2023/wordml/word16du" xmlns:w16sdtdh="http://schemas.microsoft.com/office/word/2020/wordml/sdtdatahash" xmlns:w16sdtfl="http://schemas.microsoft.com/office/word/2024/wordml/sdtformatlock" xmlns:w16se="http://schemas.microsoft.com/office/word/2015/wordml/symex" xmlns:wpg="http://schemas.microsoft.com/office/word/2010/wordprocessingGroup" xmlns:wpi="http://schemas.microsoft.com/office/word/2010/wordprocessingInk" xmlns:wne="http://schemas.microsoft.com/office/word/2006/wordml" xmlns:wps="http://schemas.microsoft.com/office/word/2010/wordprocessingShape" mc:Ignorable="w14 w15 w16se w16cid w16 w16cex w16sdtdh w16sdtfl w16du wp14">
+<w:ftr xmlns:wpc="http://schemas.microsoft.com/office/word/2010/wordprocessingCanvas" xmlns:cx="http://schemas.microsoft.com/office/drawing/2014/chartex" xmlns:mc="http://schemas.openxmlformats.org/markup-compatibility/2006" xmlns:o="urn:schemas-microsoft-com:office:office" xmlns:r="http://schemas.openxmlformats.org/officeDocument/2006/relationships" xmlns:m="http://schemas.openxmlformats.org/officeDocument/2006/math" xmlns:v="urn:schemas-microsoft-com:vml" xmlns:wp14="http://schemas.microsoft.com/office/word/2010/wordprocessingDrawing" xmlns:wp="http://schemas.openxmlformats.org/drawingml/2006/wordprocessingDrawing" xmlns:w10="urn:schemas-microsoft-com:office:word" xmlns:w="http://schemas.openxmlformats.org/wordprocessingml/2006/main" xmlns:w14="http://schemas.microsoft.com/office/word/2010/wordml" xmlns:w15="http://schemas.microsoft.com/office/word/2012/wordml" xmlns:w16se="http://schemas.microsoft.com/office/word/2015/wordml/symex" xmlns:wpg="http://schemas.microsoft.com/office/word/2010/wordprocessingGroup" xmlns:wpi="http://schemas.microsoft.com/office/word/2010/wordprocessingInk" xmlns:wne="http://schemas.microsoft.com/office/word/2006/wordml" xmlns:wps="http://schemas.microsoft.com/office/word/2010/wordprocessingShape" mc:Ignorable="w14 w15 w16se wp14">
   <w:p>
     <w:pPr>
       <w:pStyle w:val="Piedepgina"/>
@@ -3385,6 +3043,7 @@
     <w:r>
       <w:rPr>
         <w:noProof/>
+        <w:lang w:val="es-CO" w:eastAsia="es-CO"/>
       </w:rPr>
       <w:drawing>
         <wp:anchor distT="0" distB="0" distL="114300" distR="114300" simplePos="0" relativeHeight="251661312" behindDoc="1" locked="0" layoutInCell="1" allowOverlap="1" wp14:anchorId="1EB15DBB" wp14:editId="15658D47">
@@ -3445,7 +3104,7 @@
 </file>
 
 <file path=word/footnotes.xml><?xml version="1.0" encoding="utf-8"?>
-<w:footnotes xmlns:wpc="http://schemas.microsoft.com/office/word/2010/wordprocessingCanvas" xmlns:cx="http://schemas.microsoft.com/office/drawing/2014/chartex" xmlns:cx1="http://schemas.microsoft.com/office/drawing/2015/9/8/chartex" xmlns:cx2="http://schemas.microsoft.com/office/drawing/2015/10/21/chartex" xmlns:cx3="http://schemas.microsoft.com/office/drawing/2016/5/9/chartex" xmlns:cx4="http://schemas.microsoft.com/office/drawing/2016/5/10/chartex" xmlns:cx5="http://schemas.microsoft.com/office/drawing/2016/5/11/chartex" xmlns:cx6="http://schemas.microsoft.com/office/drawing/2016/5/12/chartex" xmlns:cx7="http://schemas.microsoft.com/office/drawing/2016/5/13/chartex" xmlns:cx8="http://schemas.microsoft.com/office/drawing/2016/5/14/chartex" xmlns:mc="http://schemas.openxmlformats.org/markup-compatibility/2006" xmlns:aink="http://schemas.microsoft.com/office/drawing/2016/ink" xmlns:am3d="http://schemas.microsoft.com/office/drawing/2017/model3d" xmlns:o="urn:schemas-microsoft-com:office:office" xmlns:oel="http://schemas.microsoft.com/office/2019/extlst" xmlns:r="http://schemas.openxmlformats.org/officeDocument/2006/relationships" xmlns:m="http://schemas.openxmlformats.org/officeDocument/2006/math" xmlns:v="urn:schemas-microsoft-com:vml" xmlns:wp14="http://schemas.microsoft.com/office/word/2010/wordprocessingDrawing" xmlns:wp="http://schemas.openxmlformats.org/drawingml/2006/wordprocessingDrawing" xmlns:w10="urn:schemas-microsoft-com:office:word" xmlns:w="http://schemas.openxmlformats.org/wordprocessingml/2006/main" xmlns:w14="http://schemas.microsoft.com/office/word/2010/wordml" xmlns:w15="http://schemas.microsoft.com/office/word/2012/wordml" xmlns:w16cex="http://schemas.microsoft.com/office/word/2018/wordml/cex" xmlns:w16cid="http://schemas.microsoft.com/office/word/2016/wordml/cid" xmlns:w16="http://schemas.microsoft.com/office/word/2018/wordml" xmlns:w16du="http://schemas.microsoft.com/office/word/2023/wordml/word16du" xmlns:w16sdtdh="http://schemas.microsoft.com/office/word/2020/wordml/sdtdatahash" xmlns:w16sdtfl="http://schemas.microsoft.com/office/word/2024/wordml/sdtformatlock" xmlns:w16se="http://schemas.microsoft.com/office/word/2015/wordml/symex" xmlns:wpg="http://schemas.microsoft.com/office/word/2010/wordprocessingGroup" xmlns:wpi="http://schemas.microsoft.com/office/word/2010/wordprocessingInk" xmlns:wne="http://schemas.microsoft.com/office/word/2006/wordml" xmlns:wps="http://schemas.microsoft.com/office/word/2010/wordprocessingShape" mc:Ignorable="w14 w15 w16se w16cid w16 w16cex w16sdtdh w16sdtfl w16du wp14">
+<w:footnotes xmlns:wpc="http://schemas.microsoft.com/office/word/2010/wordprocessingCanvas" xmlns:cx="http://schemas.microsoft.com/office/drawing/2014/chartex" xmlns:mc="http://schemas.openxmlformats.org/markup-compatibility/2006" xmlns:o="urn:schemas-microsoft-com:office:office" xmlns:r="http://schemas.openxmlformats.org/officeDocument/2006/relationships" xmlns:m="http://schemas.openxmlformats.org/officeDocument/2006/math" xmlns:v="urn:schemas-microsoft-com:vml" xmlns:wp14="http://schemas.microsoft.com/office/word/2010/wordprocessingDrawing" xmlns:wp="http://schemas.openxmlformats.org/drawingml/2006/wordprocessingDrawing" xmlns:w10="urn:schemas-microsoft-com:office:word" xmlns:w="http://schemas.openxmlformats.org/wordprocessingml/2006/main" xmlns:w14="http://schemas.microsoft.com/office/word/2010/wordml" xmlns:w15="http://schemas.microsoft.com/office/word/2012/wordml" xmlns:w16se="http://schemas.microsoft.com/office/word/2015/wordml/symex" xmlns:wpg="http://schemas.microsoft.com/office/word/2010/wordprocessingGroup" xmlns:wpi="http://schemas.microsoft.com/office/word/2010/wordprocessingInk" xmlns:wne="http://schemas.microsoft.com/office/word/2006/wordml" xmlns:wps="http://schemas.microsoft.com/office/word/2010/wordprocessingShape" mc:Ignorable="w14 w15 w16se wp14">
   <w:footnote w:type="separator" w:id="-1">
     <w:p>
       <w:r>
@@ -3464,7 +3123,7 @@
 </file>
 
 <file path=word/header1.xml><?xml version="1.0" encoding="utf-8"?>
-<w:hdr xmlns:wpc="http://schemas.microsoft.com/office/word/2010/wordprocessingCanvas" xmlns:cx="http://schemas.microsoft.com/office/drawing/2014/chartex" xmlns:cx1="http://schemas.microsoft.com/office/drawing/2015/9/8/chartex" xmlns:cx2="http://schemas.microsoft.com/office/drawing/2015/10/21/chartex" xmlns:cx3="http://schemas.microsoft.com/office/drawing/2016/5/9/chartex" xmlns:cx4="http://schemas.microsoft.com/office/drawing/2016/5/10/chartex" xmlns:cx5="http://schemas.microsoft.com/office/drawing/2016/5/11/chartex" xmlns:cx6="http://schemas.microsoft.com/office/drawing/2016/5/12/chartex" xmlns:cx7="http://schemas.microsoft.com/office/drawing/2016/5/13/chartex" xmlns:cx8="http://schemas.microsoft.com/office/drawing/2016/5/14/chartex" xmlns:mc="http://schemas.openxmlformats.org/markup-compatibility/2006" xmlns:aink="http://schemas.microsoft.com/office/drawing/2016/ink" xmlns:am3d="http://schemas.microsoft.com/office/drawing/2017/model3d" xmlns:o="urn:schemas-microsoft-com:office:office" xmlns:oel="http://schemas.microsoft.com/office/2019/extlst" xmlns:r="http://schemas.openxmlformats.org/officeDocument/2006/relationships" xmlns:m="http://schemas.openxmlformats.org/officeDocument/2006/math" xmlns:v="urn:schemas-microsoft-com:vml" xmlns:wp14="http://schemas.microsoft.com/office/word/2010/wordprocessingDrawing" xmlns:wp="http://schemas.openxmlformats.org/drawingml/2006/wordprocessingDrawing" xmlns:w10="urn:schemas-microsoft-com:office:word" xmlns:w="http://schemas.openxmlformats.org/wordprocessingml/2006/main" xmlns:w14="http://schemas.microsoft.com/office/word/2010/wordml" xmlns:w15="http://schemas.microsoft.com/office/word/2012/wordml" xmlns:w16cex="http://schemas.microsoft.com/office/word/2018/wordml/cex" xmlns:w16cid="http://schemas.microsoft.com/office/word/2016/wordml/cid" xmlns:w16="http://schemas.microsoft.com/office/word/2018/wordml" xmlns:w16du="http://schemas.microsoft.com/office/word/2023/wordml/word16du" xmlns:w16sdtdh="http://schemas.microsoft.com/office/word/2020/wordml/sdtdatahash" xmlns:w16sdtfl="http://schemas.microsoft.com/office/word/2024/wordml/sdtformatlock" xmlns:w16se="http://schemas.microsoft.com/office/word/2015/wordml/symex" xmlns:wpg="http://schemas.microsoft.com/office/word/2010/wordprocessingGroup" xmlns:wpi="http://schemas.microsoft.com/office/word/2010/wordprocessingInk" xmlns:wne="http://schemas.microsoft.com/office/word/2006/wordml" xmlns:wps="http://schemas.microsoft.com/office/word/2010/wordprocessingShape" mc:Ignorable="w14 w15 w16se w16cid w16 w16cex w16sdtdh w16sdtfl w16du wp14">
+<w:hdr xmlns:wpc="http://schemas.microsoft.com/office/word/2010/wordprocessingCanvas" xmlns:cx="http://schemas.microsoft.com/office/drawing/2014/chartex" xmlns:mc="http://schemas.openxmlformats.org/markup-compatibility/2006" xmlns:o="urn:schemas-microsoft-com:office:office" xmlns:r="http://schemas.openxmlformats.org/officeDocument/2006/relationships" xmlns:m="http://schemas.openxmlformats.org/officeDocument/2006/math" xmlns:v="urn:schemas-microsoft-com:vml" xmlns:wp14="http://schemas.microsoft.com/office/word/2010/wordprocessingDrawing" xmlns:wp="http://schemas.openxmlformats.org/drawingml/2006/wordprocessingDrawing" xmlns:w10="urn:schemas-microsoft-com:office:word" xmlns:w="http://schemas.openxmlformats.org/wordprocessingml/2006/main" xmlns:w14="http://schemas.microsoft.com/office/word/2010/wordml" xmlns:w15="http://schemas.microsoft.com/office/word/2012/wordml" xmlns:w16se="http://schemas.microsoft.com/office/word/2015/wordml/symex" xmlns:wpg="http://schemas.microsoft.com/office/word/2010/wordprocessingGroup" xmlns:wpi="http://schemas.microsoft.com/office/word/2010/wordprocessingInk" xmlns:wne="http://schemas.microsoft.com/office/word/2006/wordml" xmlns:wps="http://schemas.microsoft.com/office/word/2010/wordprocessingShape" mc:Ignorable="w14 w15 w16se wp14">
   <w:p>
     <w:pPr>
       <w:pStyle w:val="Encabezado"/>
@@ -3477,6 +3136,7 @@
     <w:r>
       <w:rPr>
         <w:noProof/>
+        <w:lang w:val="es-CO" w:eastAsia="es-CO"/>
       </w:rPr>
       <w:drawing>
         <wp:anchor distT="0" distB="0" distL="114300" distR="114300" simplePos="0" relativeHeight="251659264" behindDoc="1" locked="0" layoutInCell="1" allowOverlap="1" wp14:anchorId="5DC07644" wp14:editId="7EBDE0E9">
@@ -3558,7 +3218,7 @@
 </file>
 
 <file path=word/styles.xml><?xml version="1.0" encoding="utf-8"?>
-<w:styles xmlns:mc="http://schemas.openxmlformats.org/markup-compatibility/2006" xmlns:r="http://schemas.openxmlformats.org/officeDocument/2006/relationships" xmlns:w="http://schemas.openxmlformats.org/wordprocessingml/2006/main" xmlns:w14="http://schemas.microsoft.com/office/word/2010/wordml" xmlns:w15="http://schemas.microsoft.com/office/word/2012/wordml" xmlns:w16cex="http://schemas.microsoft.com/office/word/2018/wordml/cex" xmlns:w16cid="http://schemas.microsoft.com/office/word/2016/wordml/cid" xmlns:w16="http://schemas.microsoft.com/office/word/2018/wordml" xmlns:w16du="http://schemas.microsoft.com/office/word/2023/wordml/word16du" xmlns:w16sdtdh="http://schemas.microsoft.com/office/word/2020/wordml/sdtdatahash" xmlns:w16sdtfl="http://schemas.microsoft.com/office/word/2024/wordml/sdtformatlock" xmlns:w16se="http://schemas.microsoft.com/office/word/2015/wordml/symex" mc:Ignorable="w14 w15 w16se w16cid w16 w16cex w16sdtdh w16sdtfl w16du">
+<w:styles xmlns:mc="http://schemas.openxmlformats.org/markup-compatibility/2006" xmlns:r="http://schemas.openxmlformats.org/officeDocument/2006/relationships" xmlns:w="http://schemas.openxmlformats.org/wordprocessingml/2006/main" xmlns:w14="http://schemas.microsoft.com/office/word/2010/wordml" xmlns:w15="http://schemas.microsoft.com/office/word/2012/wordml" xmlns:w16se="http://schemas.microsoft.com/office/word/2015/wordml/symex" mc:Ignorable="w14 w15 w16se">
   <w:docDefaults>
     <w:rPrDefault>
       <w:rPr>
@@ -3576,7 +3236,7 @@
       </w:pPr>
     </w:pPrDefault>
   </w:docDefaults>
-  <w:latentStyles w:defLockedState="0" w:defUIPriority="99" w:defSemiHidden="0" w:defUnhideWhenUsed="0" w:defQFormat="0" w:count="376">
+  <w:latentStyles w:defLockedState="0" w:defUIPriority="99" w:defSemiHidden="0" w:defUnhideWhenUsed="0" w:defQFormat="0" w:count="371">
     <w:lsdException w:name="Normal" w:uiPriority="0" w:qFormat="1"/>
     <w:lsdException w:name="heading 1" w:uiPriority="9" w:qFormat="1"/>
     <w:lsdException w:name="heading 2" w:semiHidden="1" w:uiPriority="9" w:unhideWhenUsed="1" w:qFormat="1"/>
@@ -3948,11 +3608,6 @@
     <w:lsdException w:name="List Table 5 Dark Accent 6" w:uiPriority="50"/>
     <w:lsdException w:name="List Table 6 Colorful Accent 6" w:uiPriority="51"/>
     <w:lsdException w:name="List Table 7 Colorful Accent 6" w:uiPriority="52"/>
-    <w:lsdException w:name="Mention" w:semiHidden="1" w:unhideWhenUsed="1"/>
-    <w:lsdException w:name="Smart Hyperlink" w:semiHidden="1" w:unhideWhenUsed="1"/>
-    <w:lsdException w:name="Hashtag" w:semiHidden="1" w:unhideWhenUsed="1"/>
-    <w:lsdException w:name="Unresolved Mention" w:semiHidden="1" w:unhideWhenUsed="1"/>
-    <w:lsdException w:name="Smart Link" w:semiHidden="1" w:unhideWhenUsed="1"/>
   </w:latentStyles>
   <w:style w:type="paragraph" w:default="1" w:styleId="Normal">
     <w:name w:val="Normal"/>
@@ -4101,7 +3756,7 @@
       <w14:ligatures w14:val="standardContextual"/>
     </w:rPr>
   </w:style>
-  <w:style w:type="character" w:styleId="Mencinsinresolver">
+  <w:style w:type="character" w:customStyle="1" w:styleId="UnresolvedMention">
     <w:name w:val="Unresolved Mention"/>
     <w:basedOn w:val="Fuentedeprrafopredeter"/>
     <w:uiPriority w:val="99"/>
